--- a/Units/English/English_Unit_2/Lesson_Plans/Lesson_25.2/Lesson_25.2_Worksheet.docx
+++ b/Units/English/English_Unit_2/Lesson_Plans/Lesson_25.2/Lesson_25.2_Worksheet.docx
@@ -15,7 +15,7 @@
           <w:sz w:val="30"/>
           <w:szCs w:val="30"/>
         </w:rPr>
-        <w:t xml:space="preserve">Lesson 25.2: Causes of Earthquakes Practice Assessment</w:t>
+        <w:t xml:space="preserve">Lesson 25.2: Causes and Effects of Tsunamis Practice Assessment</w:t>
       </w:r>
     </w:p>
     <w:p>
@@ -104,7 +104,7 @@
                 <w:sz w:val="20"/>
                 <w:szCs w:val="20"/>
               </w:rPr>
-              <w:t xml:space="preserve">The Shaking Earth: Causes of Earthquakes</w:t>
+              <w:t xml:space="preserve">The Rising Tide: Causes and Effects of Tsunamis</w:t>
             </w:r>
           </w:p>
           <w:p>
@@ -116,12 +116,11 @@
                 <w:sz w:val="18"/>
                 <w:szCs w:val="18"/>
               </w:rPr>
-              <w:t xml:space="preserve">Earth feels solid under our feet. However, our planet's crust (the hard, rocky outer layer of Earth) is actually broken into huge pieces. These pieces are called tectonic plates (giant puzzle pieces that make up Earth's outer shell). Tectonic plates float very slowly on a softer layer of hot, melted rock deep inside the Earth. They move only a few centimetres each year.
-As these plates float, they interact in three main ways. First, some plates pull apart from each other. Second, other plates bump into each other. This bumping can push the land up to form giant mountains. Third, some plates slide sideways past one another. The areas where these plates meet are called boundary zones.
-The edges of tectonic plates are rough and jagged. As the plates try to move, their rough edges can get stuck together. They stick because of friction, which is a force that resists movement. Even though the edges are stuck, the rest of the plates do not stop moving. They continue to push and pull. This build-up of force creates tension (growing pressure that is stored in the rocks along the boundary).
-Over time, this pressure becomes too great. The rocks suddenly break or slip. This sudden movement usually happens along a fault (a crack in the Earth's crust where rocks can move). When the rocks suddenly slip, they release a massive amount of stored energy.
-This energy travels outward from the break in all directions. It moves as seismic waves (powerful ripples of energy that travel through the ground). These waves make the ground shake. This shaking is what we feel as an earthquake. The point deep underground where the rocks first broke is called the focus. Directly above this point, on the surface of the Earth, is the epicentre (the point on the surface directly above where the earthquake started). The shaking is always strongest near the epicentre. Smaller shakes called aftershocks (smaller earthquakes that happen after the main shaking) can occur for days or weeks.
-Scientists measure earthquakes using a seismograph (a special machine that measures the strength of ground movements). By studying earthquakes, we learn how tectonic plates move and how to build safer buildings to protect people.</w:t>
+              <w:t xml:space="preserve">A tsunami is a series of giant, fast-moving ocean waves. Tsunami is a Japanese word. It means 'harbour wave'. These waves are caused by a sudden displacement (movement out of place) of water. Normal waves are made by wind, but tsunamis are different. They are triggered by underwater events. These include volcanic eruptions, landslides, or submarine earthquakes.
+Most tsunamis start with undersea earthquakes. These happen along tectonic plate boundaries. The plates suddenly break or slip, which releases seismic (earth-shaking) energy. The sea floor pushes up or down, lifting the water column above it. The water shifts and makes powerful waves. The waves spread out in all directions.
+In the deep ocean, tsunamis travel very fast. They can go over 800 kilometres per hour. However, the deep waves are not very high. They are often less than one metre tall. Ships at sea might not notice them. This travel is called wave propagation (how waves move in deep water).
+The waves slow down as they reach shallow water. They drop to about 50 kilometres per hour. But the water piles up, causing the waves to grow very tall. This growth is called wave shoaling (compressing and rising near land). The water might suddenly pull back from the beach. Then, a massive wall of water hits the shore.
+Tsunamis cause severe inundation (extreme flooding) on land. They wash away cars and destroy buildings. They also strip away sand. To protect people, scientists use deep-ocean sensors. These sensors detect tsunami waves early, allowing authorities to order evacuations.</w:t>
             </w:r>
           </w:p>
         </w:tc>
@@ -145,7 +144,7 @@
           <w:sz w:val="24"/>
           <w:szCs w:val="24"/>
         </w:rPr>
-        <w:t xml:space="preserve">Plate Boundary Types (Field Comparison Table)</w:t>
+        <w:t xml:space="preserve">Tsunami Wave Characteristics (Field Comparison Table)</w:t>
       </w:r>
     </w:p>
     <w:tbl>
@@ -198,7 +197,7 @@
                 <w:sz w:val="18"/>
                 <w:szCs w:val="18"/>
               </w:rPr>
-              <w:t xml:space="preserve">Boundary Type</w:t>
+              <w:t xml:space="preserve">Feature</w:t>
             </w:r>
           </w:p>
         </w:tc>
@@ -225,7 +224,7 @@
                 <w:sz w:val="18"/>
                 <w:szCs w:val="18"/>
               </w:rPr>
-              <w:t xml:space="preserve">Direction of Movement</w:t>
+              <w:t xml:space="preserve">Deep Ocean</w:t>
             </w:r>
           </w:p>
         </w:tc>
@@ -252,7 +251,7 @@
                 <w:sz w:val="18"/>
                 <w:szCs w:val="18"/>
               </w:rPr>
-              <w:t xml:space="preserve">Geological Features Produced</w:t>
+              <w:t xml:space="preserve">Shallow Shore</w:t>
             </w:r>
           </w:p>
         </w:tc>
@@ -276,7 +275,7 @@
                 <w:sz w:val="18"/>
                 <w:szCs w:val="18"/>
               </w:rPr>
-              <w:t xml:space="preserve">Convergent Boundary</w:t>
+              <w:t xml:space="preserve">Wave Speed</w:t>
             </w:r>
           </w:p>
         </w:tc>
@@ -296,7 +295,7 @@
                 <w:sz w:val="18"/>
                 <w:szCs w:val="18"/>
               </w:rPr>
-              <w:t xml:space="preserve">Plates push into each other</w:t>
+              <w:t xml:space="preserve">Exceeds 800 km/h (Jet speed)</w:t>
             </w:r>
           </w:p>
         </w:tc>
@@ -316,7 +315,7 @@
                 <w:sz w:val="18"/>
                 <w:szCs w:val="18"/>
               </w:rPr>
-              <w:t xml:space="preserve">Fold mountains, deep ocean trenches, and strong earthquakes</w:t>
+              <w:t xml:space="preserve">Drops to 50 km/h (Car speed)</w:t>
             </w:r>
           </w:p>
         </w:tc>
@@ -340,7 +339,7 @@
                 <w:sz w:val="18"/>
                 <w:szCs w:val="18"/>
               </w:rPr>
-              <w:t xml:space="preserve">Divergent Boundary</w:t>
+              <w:t xml:space="preserve">Wave Height</w:t>
             </w:r>
           </w:p>
         </w:tc>
@@ -360,7 +359,7 @@
                 <w:sz w:val="18"/>
                 <w:szCs w:val="18"/>
               </w:rPr>
-              <w:t xml:space="preserve">Plates pull apart from each other</w:t>
+              <w:t xml:space="preserve">Very low (Less than 1 metre)</w:t>
             </w:r>
           </w:p>
         </w:tc>
@@ -380,7 +379,7 @@
                 <w:sz w:val="18"/>
                 <w:szCs w:val="18"/>
               </w:rPr>
-              <w:t xml:space="preserve">Rift valleys, volcanic activity, and mild earthquakes</w:t>
+              <w:t xml:space="preserve">Grows very tall (Up to 30 metres)</w:t>
             </w:r>
           </w:p>
         </w:tc>
@@ -404,7 +403,7 @@
                 <w:sz w:val="18"/>
                 <w:szCs w:val="18"/>
               </w:rPr>
-              <w:t xml:space="preserve">Transform Boundary</w:t>
+              <w:t xml:space="preserve">Wavelength</w:t>
             </w:r>
           </w:p>
         </w:tc>
@@ -424,7 +423,7 @@
                 <w:sz w:val="18"/>
                 <w:szCs w:val="18"/>
               </w:rPr>
-              <w:t xml:space="preserve">Plates slide sideways past each other</w:t>
+              <w:t xml:space="preserve">Extremely long (Up to 200 km)</w:t>
             </w:r>
           </w:p>
         </w:tc>
@@ -444,7 +443,7 @@
                 <w:sz w:val="18"/>
                 <w:szCs w:val="18"/>
               </w:rPr>
-              <w:t xml:space="preserve">Active fault lines and shallow, destructive earthquakes</w:t>
+              <w:t xml:space="preserve">Shortens (A few kilometres)</w:t>
             </w:r>
           </w:p>
         </w:tc>
@@ -463,7 +462,7 @@
           <w:sz w:val="24"/>
           <w:szCs w:val="24"/>
         </w:rPr>
-        <w:t xml:space="preserve">Figure 1: Labeled Cross-Section of an Earthquake</w:t>
+        <w:t xml:space="preserve">Figure 1: Key Wave Dynamics Terminology</w:t>
       </w:r>
     </w:p>
     <w:tbl>
@@ -511,14 +510,14 @@
                 <w:sz w:val="18"/>
                 <w:szCs w:val="18"/>
               </w:rPr>
-              <w:t xml:space="preserve">- Epicentre: </w:t>
-            </w:r>
-            <w:r>
-              <w:rPr>
-                <w:sz w:val="18"/>
-                <w:szCs w:val="18"/>
-              </w:rPr>
-              <w:t xml:space="preserve">The point on the surface directly above the underground start.
+              <w:t xml:space="preserve">- Tsunami: </w:t>
+            </w:r>
+            <w:r>
+              <w:rPr>
+                <w:sz w:val="18"/>
+                <w:szCs w:val="18"/>
+              </w:rPr>
+              <w:t xml:space="preserve">A Japanese word meaning 'harbour wave'; a series of massive, fast-moving waves.
 </w:t>
             </w:r>
             <w:r>
@@ -529,14 +528,14 @@
                 <w:sz w:val="18"/>
                 <w:szCs w:val="18"/>
               </w:rPr>
-              <w:t xml:space="preserve">- Focus: </w:t>
-            </w:r>
-            <w:r>
-              <w:rPr>
-                <w:sz w:val="18"/>
-                <w:szCs w:val="18"/>
-              </w:rPr>
-              <w:t xml:space="preserve">The deep underground point where rocks first fracture and slip.
+              <w:t xml:space="preserve">- Displacement: </w:t>
+            </w:r>
+            <w:r>
+              <w:rPr>
+                <w:sz w:val="18"/>
+                <w:szCs w:val="18"/>
+              </w:rPr>
+              <w:t xml:space="preserve">A sudden movement of water out of its original position.
 </w:t>
             </w:r>
             <w:r>
@@ -547,14 +546,14 @@
                 <w:sz w:val="18"/>
                 <w:szCs w:val="18"/>
               </w:rPr>
-              <w:t xml:space="preserve">- Fault Line: </w:t>
-            </w:r>
-            <w:r>
-              <w:rPr>
-                <w:sz w:val="18"/>
-                <w:szCs w:val="18"/>
-              </w:rPr>
-              <w:t xml:space="preserve">The crack along which rock plates slide.
+              <w:t xml:space="preserve">- Wave Propagation: </w:t>
+            </w:r>
+            <w:r>
+              <w:rPr>
+                <w:sz w:val="18"/>
+                <w:szCs w:val="18"/>
+              </w:rPr>
+              <w:t xml:space="preserve">The travel or movement of waves through the deep ocean.
 </w:t>
             </w:r>
             <w:r>
@@ -565,14 +564,14 @@
                 <w:sz w:val="18"/>
                 <w:szCs w:val="18"/>
               </w:rPr>
-              <w:t xml:space="preserve">- Seismic Waves: </w:t>
-            </w:r>
-            <w:r>
-              <w:rPr>
-                <w:sz w:val="18"/>
-                <w:szCs w:val="18"/>
-              </w:rPr>
-              <w:t xml:space="preserve">Circular energy ripples spreading through the ground.</w:t>
+              <w:t xml:space="preserve">- Wave Shoaling: </w:t>
+            </w:r>
+            <w:r>
+              <w:rPr>
+                <w:sz w:val="18"/>
+                <w:szCs w:val="18"/>
+              </w:rPr>
+              <w:t xml:space="preserve">The compression and rapid rising of waves as they enter shallow coastal water.</w:t>
             </w:r>
           </w:p>
         </w:tc>
@@ -594,7 +593,7 @@
           <w:bCs/>
           <w:color w:val="001833"/>
         </w:rPr>
-        <w:t xml:space="preserve">Part A: Reading and Viewing Questions</w:t>
+        <w:t xml:space="preserve">Part A: Reading and Viewing Questions (Tsunamis)</w:t>
       </w:r>
     </w:p>
     <w:p>
